--- a/ind/docx/55.content.docx
+++ b/ind/docx/55.content.docx
@@ -2111,18 +2111,12 @@
         </w:rPr>
         <w:t xml:space="preserve">, "engkau", dan "dirimu" merujuk kepada Timotius dan berbentuk tunggal. Sebuah catatan akan membahas satu pengecualian dalam </w:t>
       </w:r>
-      <w:hyperlink r:id="rId13">
-        <w:r>
-          <w:rPr>
-            <w:lang w:val="id_ID" w:bidi="id_ID"/>
-          </w:rPr>
-          <w:rPr>
-            <w:color w:val="0000EE"/>
-            <w:u w:val="single"/>
-          </w:rPr>
-          <w:t>4:22</w:t>
-        </w:r>
-      </w:hyperlink>
+      <w:r>
+        <w:rPr>
+          <w:lang w:val="id_ID" w:bidi="id_ID"/>
+        </w:rPr>
+        <w:t>4:22</w:t>
+      </w:r>
       <w:r>
         <w:rPr>
           <w:lang w:val="id_ID" w:bidi="id_ID"/>
@@ -3495,18 +3489,12 @@
         </w:rPr>
         <w:t xml:space="preserve"> merujuk kembali pada fakta iman Timotius yang tulus (lihat </w:t>
       </w:r>
-      <w:hyperlink r:id="rId14">
-        <w:r>
-          <w:rPr>
-            <w:lang w:val="id_ID" w:bidi="id_ID"/>
-          </w:rPr>
-          <w:rPr>
-            <w:color w:val="0000EE"/>
-            <w:u w:val="single"/>
-          </w:rPr>
-          <w:t>1:5</w:t>
-        </w:r>
-      </w:hyperlink>
+      <w:r>
+        <w:rPr>
+          <w:lang w:val="id_ID" w:bidi="id_ID"/>
+        </w:rPr>
+        <w:t>1:5</w:t>
+      </w:r>
       <w:r>
         <w:rPr>
           <w:lang w:val="id_ID" w:bidi="id_ID"/>
@@ -4032,18 +4020,12 @@
         </w:rPr>
         <w:t xml:space="preserve"> memperkenalkan alasan mengapa Timotius harus menyalakan kembali karunianya (</w:t>
       </w:r>
-      <w:hyperlink r:id="rId15">
-        <w:r>
-          <w:rPr>
-            <w:lang w:val="id_ID" w:bidi="id_ID"/>
-          </w:rPr>
-          <w:rPr>
-            <w:color w:val="0000EE"/>
-            <w:u w:val="single"/>
-          </w:rPr>
-          <w:t>1:6</w:t>
-        </w:r>
-      </w:hyperlink>
+      <w:r>
+        <w:rPr>
+          <w:lang w:val="id_ID" w:bidi="id_ID"/>
+        </w:rPr>
+        <w:t>1:6</w:t>
+      </w:r>
       <w:r>
         <w:rPr>
           <w:lang w:val="id_ID" w:bidi="id_ID"/>
@@ -6957,18 +6939,12 @@
         </w:rPr>
         <w:t xml:space="preserve">Di sini, frasa yang mana alasannya merujuk kembali kepada fakta bahwa Paulus ditunjuk untuk menjadi pemberita, rasul, dan guru (lihat </w:t>
       </w:r>
-      <w:hyperlink r:id="rId16">
-        <w:r>
-          <w:rPr>
-            <w:lang w:val="id_ID" w:bidi="id_ID"/>
-          </w:rPr>
-          <w:rPr>
-            <w:color w:val="0000EE"/>
-            <w:u w:val="single"/>
-          </w:rPr>
-          <w:t>1:11</w:t>
-        </w:r>
-      </w:hyperlink>
+      <w:r>
+        <w:rPr>
+          <w:lang w:val="id_ID" w:bidi="id_ID"/>
+        </w:rPr>
+        <w:t>1:11</w:t>
+      </w:r>
       <w:r>
         <w:rPr>
           <w:lang w:val="id_ID" w:bidi="id_ID"/>
@@ -7071,18 +7047,12 @@
         </w:rPr>
         <w:t xml:space="preserve"> penderitaan yang ia alami, tetapi dari konteks surat ini, Timotius pasti tahu bahwa ia mengacu pada penderitaan sebagai seorang tahanan (lihat </w:t>
       </w:r>
-      <w:hyperlink r:id="rId17">
-        <w:r>
-          <w:rPr>
-            <w:lang w:val="id_ID" w:bidi="id_ID"/>
-          </w:rPr>
-          <w:rPr>
-            <w:color w:val="0000EE"/>
-            <w:u w:val="single"/>
-          </w:rPr>
-          <w:t>2:9</w:t>
-        </w:r>
-      </w:hyperlink>
+      <w:r>
+        <w:rPr>
+          <w:lang w:val="id_ID" w:bidi="id_ID"/>
+        </w:rPr>
+        <w:t>2:9</w:t>
+      </w:r>
       <w:r>
         <w:rPr>
           <w:lang w:val="id_ID" w:bidi="id_ID"/>
@@ -10196,18 +10166,12 @@
         </w:rPr>
         <w:t xml:space="preserve">Di sini Paulus kembali meminta Allah untuk memberkati Onesiforus. Gunakanlah bentuk yang dapat dikenali orang sebagai berkat dalam bahasa Anda. Lihat bagaimana Anda menerjemahkan berkat yang serupa dalam </w:t>
       </w:r>
-      <w:hyperlink r:id="rId18">
-        <w:r>
-          <w:rPr>
-            <w:lang w:val="id_ID" w:bidi="id_ID"/>
-          </w:rPr>
-          <w:rPr>
-            <w:color w:val="0000EE"/>
-            <w:u w:val="single"/>
-          </w:rPr>
-          <w:t>1:16</w:t>
-        </w:r>
-      </w:hyperlink>
+      <w:r>
+        <w:rPr>
+          <w:lang w:val="id_ID" w:bidi="id_ID"/>
+        </w:rPr>
+        <w:t>1:16</w:t>
+      </w:r>
       <w:r>
         <w:rPr>
           <w:lang w:val="id_ID" w:bidi="id_ID"/>
@@ -10694,18 +10658,12 @@
         </w:rPr>
         <w:t xml:space="preserve"> dapat memperkenalkan: (1) sebuah kesimpulan dari </w:t>
       </w:r>
-      <w:hyperlink r:id="rId19">
-        <w:r>
-          <w:rPr>
-            <w:lang w:val="id_ID" w:bidi="id_ID"/>
-          </w:rPr>
-          <w:rPr>
-            <w:color w:val="0000EE"/>
-            <w:u w:val="single"/>
-          </w:rPr>
-          <w:t>1:15–18</w:t>
-        </w:r>
-      </w:hyperlink>
+      <w:r>
+        <w:rPr>
+          <w:lang w:val="id_ID" w:bidi="id_ID"/>
+        </w:rPr>
+        <w:t>1:15–18</w:t>
+      </w:r>
       <w:r>
         <w:rPr>
           <w:lang w:val="id_ID" w:bidi="id_ID"/>
@@ -11994,36 +11952,24 @@
         </w:rPr>
         <w:t xml:space="preserve">. Karena Paulus menyuruh Timotius dalam </w:t>
       </w:r>
-      <w:hyperlink r:id="rId20">
-        <w:r>
-          <w:rPr>
-            <w:lang w:val="id_ID" w:bidi="id_ID"/>
-          </w:rPr>
-          <w:rPr>
-            <w:color w:val="0000EE"/>
-            <w:u w:val="single"/>
-          </w:rPr>
-          <w:t>2:7</w:t>
-        </w:r>
-      </w:hyperlink>
+      <w:r>
+        <w:rPr>
+          <w:lang w:val="id_ID" w:bidi="id_ID"/>
+        </w:rPr>
+        <w:t>2:7</w:t>
+      </w:r>
       <w:r>
         <w:rPr>
           <w:lang w:val="id_ID" w:bidi="id_ID"/>
         </w:rPr>
         <w:t xml:space="preserve"> untuk memikirkan dengan saksama contoh-contoh yang diberikannya dalam ayat ini dan dalam </w:t>
       </w:r>
-      <w:hyperlink r:id="rId21">
-        <w:r>
-          <w:rPr>
-            <w:lang w:val="id_ID" w:bidi="id_ID"/>
-          </w:rPr>
-          <w:rPr>
-            <w:color w:val="0000EE"/>
-            <w:u w:val="single"/>
-          </w:rPr>
-          <w:t>2:5–6</w:t>
-        </w:r>
-      </w:hyperlink>
+      <w:r>
+        <w:rPr>
+          <w:lang w:val="id_ID" w:bidi="id_ID"/>
+        </w:rPr>
+        <w:t>2:5–6</w:t>
+      </w:r>
       <w:r>
         <w:rPr>
           <w:lang w:val="id_ID" w:bidi="id_ID"/>
@@ -12612,54 +12558,36 @@
         </w:rPr>
         <w:t xml:space="preserve">, yaitu seperti yang diinginkan Yesus. Karena Paulus menyuruh Timotius dalam </w:t>
       </w:r>
-      <w:hyperlink r:id="rId20">
-        <w:r>
-          <w:rPr>
-            <w:lang w:val="id_ID" w:bidi="id_ID"/>
-          </w:rPr>
-          <w:rPr>
-            <w:color w:val="0000EE"/>
-            <w:u w:val="single"/>
-          </w:rPr>
-          <w:t>2:7</w:t>
-        </w:r>
-      </w:hyperlink>
+      <w:r>
+        <w:rPr>
+          <w:lang w:val="id_ID" w:bidi="id_ID"/>
+        </w:rPr>
+        <w:t>2:7</w:t>
+      </w:r>
       <w:r>
         <w:rPr>
           <w:lang w:val="id_ID" w:bidi="id_ID"/>
         </w:rPr>
         <w:t xml:space="preserve"> untuk memikirkan dengan saksama contoh-contoh yang diberikannya dalam ayat ini dan dalam </w:t>
       </w:r>
-      <w:hyperlink r:id="rId22">
-        <w:r>
-          <w:rPr>
-            <w:lang w:val="id_ID" w:bidi="id_ID"/>
-          </w:rPr>
-          <w:rPr>
-            <w:color w:val="0000EE"/>
-            <w:u w:val="single"/>
-          </w:rPr>
-          <w:t>2:4</w:t>
-        </w:r>
-      </w:hyperlink>
+      <w:r>
+        <w:rPr>
+          <w:lang w:val="id_ID" w:bidi="id_ID"/>
+        </w:rPr>
+        <w:t>2:4</w:t>
+      </w:r>
       <w:r>
         <w:rPr>
           <w:lang w:val="id_ID" w:bidi="id_ID"/>
         </w:rPr>
         <w:t xml:space="preserve"> dan </w:t>
       </w:r>
-      <w:hyperlink r:id="rId23">
-        <w:r>
-          <w:rPr>
-            <w:lang w:val="id_ID" w:bidi="id_ID"/>
-          </w:rPr>
-          <w:rPr>
-            <w:color w:val="0000EE"/>
-            <w:u w:val="single"/>
-          </w:rPr>
-          <w:t>2:6</w:t>
-        </w:r>
-      </w:hyperlink>
+      <w:r>
+        <w:rPr>
+          <w:lang w:val="id_ID" w:bidi="id_ID"/>
+        </w:rPr>
+        <w:t>2:6</w:t>
+      </w:r>
       <w:r>
         <w:rPr>
           <w:lang w:val="id_ID" w:bidi="id_ID"/>
@@ -13338,36 +13266,24 @@
         </w:rPr>
         <w:t xml:space="preserve"> yang menerima upah jika ia bekerja keras untuk melayani Yesus. Karena Paulus menyuruh Timotius dalam </w:t>
       </w:r>
-      <w:hyperlink r:id="rId20">
-        <w:r>
-          <w:rPr>
-            <w:lang w:val="id_ID" w:bidi="id_ID"/>
-          </w:rPr>
-          <w:rPr>
-            <w:color w:val="0000EE"/>
-            <w:u w:val="single"/>
-          </w:rPr>
-          <w:t>2:7</w:t>
-        </w:r>
-      </w:hyperlink>
+      <w:r>
+        <w:rPr>
+          <w:lang w:val="id_ID" w:bidi="id_ID"/>
+        </w:rPr>
+        <w:t>2:7</w:t>
+      </w:r>
       <w:r>
         <w:rPr>
           <w:lang w:val="id_ID" w:bidi="id_ID"/>
         </w:rPr>
         <w:t xml:space="preserve"> untuk memikirkan dengan saksama contoh-contoh yang diberikannya dalam ayat ini dan dalam </w:t>
       </w:r>
-      <w:hyperlink r:id="rId24">
-        <w:r>
-          <w:rPr>
-            <w:lang w:val="id_ID" w:bidi="id_ID"/>
-          </w:rPr>
-          <w:rPr>
-            <w:color w:val="0000EE"/>
-            <w:u w:val="single"/>
-          </w:rPr>
-          <w:t>2:4–5</w:t>
-        </w:r>
-      </w:hyperlink>
+      <w:r>
+        <w:rPr>
+          <w:lang w:val="id_ID" w:bidi="id_ID"/>
+        </w:rPr>
+        <w:t>2:4–5</w:t>
+      </w:r>
       <w:r>
         <w:rPr>
           <w:lang w:val="id_ID" w:bidi="id_ID"/>
@@ -13688,18 +13604,12 @@
         </w:rPr>
         <w:t xml:space="preserve"> apa yang telah Paulus tuliskan tentang para prajurit, atlet, dan petani (</w:t>
       </w:r>
-      <w:hyperlink r:id="rId25">
-        <w:r>
-          <w:rPr>
-            <w:lang w:val="id_ID" w:bidi="id_ID"/>
-          </w:rPr>
-          <w:rPr>
-            <w:color w:val="0000EE"/>
-            <w:u w:val="single"/>
-          </w:rPr>
-          <w:t>2:4–6</w:t>
-        </w:r>
-      </w:hyperlink>
+      <w:r>
+        <w:rPr>
+          <w:lang w:val="id_ID" w:bidi="id_ID"/>
+        </w:rPr>
+        <w:t>2:4–6</w:t>
+      </w:r>
       <w:r>
         <w:rPr>
           <w:lang w:val="id_ID" w:bidi="id_ID"/>
@@ -17344,36 +17254,24 @@
         </w:rPr>
         <w:t xml:space="preserve"> merujuk pada apa yang telah ditulis oleh Paulus sebelumnya. Ini termasuk kata dapat dipercaya dalam </w:t>
       </w:r>
-      <w:hyperlink r:id="rId26">
-        <w:r>
-          <w:rPr>
-            <w:lang w:val="id_ID" w:bidi="id_ID"/>
-          </w:rPr>
-          <w:rPr>
-            <w:color w:val="0000EE"/>
-            <w:u w:val="single"/>
-          </w:rPr>
-          <w:t>2:11–13</w:t>
-        </w:r>
-      </w:hyperlink>
+      <w:r>
+        <w:rPr>
+          <w:lang w:val="id_ID" w:bidi="id_ID"/>
+        </w:rPr>
+        <w:t>2:11–13</w:t>
+      </w:r>
       <w:r>
         <w:rPr>
           <w:lang w:val="id_ID" w:bidi="id_ID"/>
         </w:rPr>
         <w:t xml:space="preserve"> dan mungkin juga </w:t>
       </w:r>
-      <w:hyperlink r:id="rId27">
-        <w:r>
-          <w:rPr>
-            <w:lang w:val="id_ID" w:bidi="id_ID"/>
-          </w:rPr>
-          <w:rPr>
-            <w:color w:val="0000EE"/>
-            <w:u w:val="single"/>
-          </w:rPr>
-          <w:t>2:1–10</w:t>
-        </w:r>
-      </w:hyperlink>
+      <w:r>
+        <w:rPr>
+          <w:lang w:val="id_ID" w:bidi="id_ID"/>
+        </w:rPr>
+        <w:t>2:1–10</w:t>
+      </w:r>
       <w:r>
         <w:rPr>
           <w:lang w:val="id_ID" w:bidi="id_ID"/>
@@ -18678,18 +18576,12 @@
         </w:rPr>
         <w:t xml:space="preserve"> (</w:t>
       </w:r>
-      <w:hyperlink r:id="rId28">
-        <w:r>
-          <w:rPr>
-            <w:lang w:val="id_ID" w:bidi="id_ID"/>
-          </w:rPr>
-          <w:rPr>
-            <w:color w:val="0000EE"/>
-            <w:u w:val="single"/>
-          </w:rPr>
-          <w:t>2:15</w:t>
-        </w:r>
-      </w:hyperlink>
+      <w:r>
+        <w:rPr>
+          <w:lang w:val="id_ID" w:bidi="id_ID"/>
+        </w:rPr>
+        <w:t>2:15</w:t>
+      </w:r>
       <w:r>
         <w:rPr>
           <w:lang w:val="id_ID" w:bidi="id_ID"/>
@@ -18914,18 +18806,12 @@
         </w:rPr>
         <w:t xml:space="preserve"> dapat merujuk pada: (1) orang-orang yang berbicara dan mendengarkan "perkataan kosong". Ketika Paulus merujuk kepada "perkataan mereka" dalam </w:t>
       </w:r>
-      <w:hyperlink r:id="rId29">
-        <w:r>
-          <w:rPr>
-            <w:lang w:val="id_ID" w:bidi="id_ID"/>
-          </w:rPr>
-          <w:rPr>
-            <w:color w:val="0000EE"/>
-            <w:u w:val="single"/>
-          </w:rPr>
-          <w:t>2:17</w:t>
-        </w:r>
-      </w:hyperlink>
+      <w:r>
+        <w:rPr>
+          <w:lang w:val="id_ID" w:bidi="id_ID"/>
+        </w:rPr>
+        <w:t>2:17</w:t>
+      </w:r>
       <w:r>
         <w:rPr>
           <w:lang w:val="id_ID" w:bidi="id_ID"/>
@@ -19272,18 +19158,12 @@
         </w:rPr>
         <w:t xml:space="preserve"> mewakili apa yang orang katakan dengan menggunakan kata-kata. Dalam hal ini, Paulus secara khusus merujuk pada "perkataan kosong yang tidak senonoh" yang ia maksudkan dalam </w:t>
       </w:r>
-      <w:hyperlink r:id="rId30">
-        <w:r>
-          <w:rPr>
-            <w:lang w:val="id_ID" w:bidi="id_ID"/>
-          </w:rPr>
-          <w:rPr>
-            <w:color w:val="0000EE"/>
-            <w:u w:val="single"/>
-          </w:rPr>
-          <w:t>2:16</w:t>
-        </w:r>
-      </w:hyperlink>
+      <w:r>
+        <w:rPr>
+          <w:lang w:val="id_ID" w:bidi="id_ID"/>
+        </w:rPr>
+        <w:t>2:16</w:t>
+      </w:r>
       <w:r>
         <w:rPr>
           <w:lang w:val="id_ID" w:bidi="id_ID"/>
@@ -20502,18 +20382,12 @@
         </w:rPr>
         <w:t xml:space="preserve">Di sini Paulus memperkenalkan sebuah kutipan dan ringkasan yang keduanya berasal dari Kitab Suci Perjanjian Lama. Kutipan pertama berasal dari </w:t>
       </w:r>
-      <w:hyperlink r:id="rId31">
-        <w:r>
-          <w:rPr>
-            <w:lang w:val="id_ID" w:bidi="id_ID"/>
-          </w:rPr>
-          <w:rPr>
-            <w:color w:val="0000EE"/>
-            <w:u w:val="single"/>
-          </w:rPr>
-          <w:t>Bilangan 16:5</w:t>
-        </w:r>
-      </w:hyperlink>
+      <w:r>
+        <w:rPr>
+          <w:lang w:val="id_ID" w:bidi="id_ID"/>
+        </w:rPr>
+        <w:t>Bilangan 16:5</w:t>
+      </w:r>
       <w:r>
         <w:rPr>
           <w:lang w:val="id_ID" w:bidi="id_ID"/>
@@ -21890,36 +21764,24 @@
         </w:rPr>
         <w:t xml:space="preserve"> dapat merujuk kepada: (1) apa yang Paulus katakan dalam </w:t>
       </w:r>
-      <w:hyperlink r:id="rId32">
-        <w:r>
-          <w:rPr>
-            <w:lang w:val="id_ID" w:bidi="id_ID"/>
-          </w:rPr>
-          <w:rPr>
-            <w:color w:val="0000EE"/>
-            <w:u w:val="single"/>
-          </w:rPr>
-          <w:t>2:16–18</w:t>
-        </w:r>
-      </w:hyperlink>
+      <w:r>
+        <w:rPr>
+          <w:lang w:val="id_ID" w:bidi="id_ID"/>
+        </w:rPr>
+        <w:t>2:16–18</w:t>
+      </w:r>
       <w:r>
         <w:rPr>
           <w:lang w:val="id_ID" w:bidi="id_ID"/>
         </w:rPr>
         <w:t xml:space="preserve"> tentang apa yang dilakukan dan dikatakan oleh guru-guru palsu. Jadi, fokus khususnya adalah pada kefasikan dan pengajaran palsu. Terjemahan alternatif: "dari kefasikan dan pengajaran palsu" atau "hal-hal yang tidak saleh ini" (2) bejana-bejana untuk menghina yang disebutkan Paulus dalam </w:t>
       </w:r>
-      <w:hyperlink r:id="rId33">
-        <w:r>
-          <w:rPr>
-            <w:lang w:val="id_ID" w:bidi="id_ID"/>
-          </w:rPr>
-          <w:rPr>
-            <w:color w:val="0000EE"/>
-            <w:u w:val="single"/>
-          </w:rPr>
-          <w:t>2:20</w:t>
-        </w:r>
-      </w:hyperlink>
+      <w:r>
+        <w:rPr>
+          <w:lang w:val="id_ID" w:bidi="id_ID"/>
+        </w:rPr>
+        <w:t>2:20</w:t>
+      </w:r>
       <w:r>
         <w:rPr>
           <w:lang w:val="id_ID" w:bidi="id_ID"/>
@@ -24335,18 +24197,12 @@
         </w:rPr>
         <w:t xml:space="preserve">Di sini Paulus berbicara tentang perdebatan dan pertengkaran dalam sebuah komunitas seolah-olah mereka sedang berperang. Jika itu akan membantu dalam bahasa Anda, Anda dapat mengungkapkan gagasan tersebut dalam bentuk perumpamaan atau menyatakan maknanya dengan jelas. Lihatlah bagaimana Anda mengungkapkan kiasan yang serupa dalam </w:t>
       </w:r>
-      <w:hyperlink r:id="rId34">
-        <w:r>
-          <w:rPr>
-            <w:lang w:val="id_ID" w:bidi="id_ID"/>
-          </w:rPr>
-          <w:rPr>
-            <w:color w:val="0000EE"/>
-            <w:u w:val="single"/>
-          </w:rPr>
-          <w:t>2:23</w:t>
-        </w:r>
-      </w:hyperlink>
+      <w:r>
+        <w:rPr>
+          <w:lang w:val="id_ID" w:bidi="id_ID"/>
+        </w:rPr>
+        <w:t>2:23</w:t>
+      </w:r>
       <w:r>
         <w:rPr>
           <w:lang w:val="id_ID" w:bidi="id_ID"/>
@@ -24641,18 +24497,12 @@
         </w:rPr>
         <w:t>: (1) "hamba Tuhan" (</w:t>
       </w:r>
-      <w:hyperlink r:id="rId35">
-        <w:r>
-          <w:rPr>
-            <w:lang w:val="id_ID" w:bidi="id_ID"/>
-          </w:rPr>
-          <w:rPr>
-            <w:color w:val="0000EE"/>
-            <w:u w:val="single"/>
-          </w:rPr>
-          <w:t>2:24</w:t>
-        </w:r>
-      </w:hyperlink>
+      <w:r>
+        <w:rPr>
+          <w:lang w:val="id_ID" w:bidi="id_ID"/>
+        </w:rPr>
+        <w:t>2:24</w:t>
+      </w:r>
       <w:r>
         <w:rPr>
           <w:lang w:val="id_ID" w:bidi="id_ID"/>
@@ -26050,18 +25900,12 @@
         </w:rPr>
         <w:t xml:space="preserve"> bagi orang percaya karena apa yang dilakukan dan dikatakan orang lain yang dapat menyakiti atau melukai mereka (lihat </w:t>
       </w:r>
-      <w:hyperlink r:id="rId36">
-        <w:r>
-          <w:rPr>
-            <w:lang w:val="id_ID" w:bidi="id_ID"/>
-          </w:rPr>
-          <w:rPr>
-            <w:color w:val="0000EE"/>
-            <w:u w:val="single"/>
-          </w:rPr>
-          <w:t>3:2–5</w:t>
-        </w:r>
-      </w:hyperlink>
+      <w:r>
+        <w:rPr>
+          <w:lang w:val="id_ID" w:bidi="id_ID"/>
+        </w:rPr>
+        <w:t>3:2–5</w:t>
+      </w:r>
       <w:r>
         <w:rPr>
           <w:lang w:val="id_ID" w:bidi="id_ID"/>
@@ -27464,18 +27308,12 @@
         </w:rPr>
         <w:t xml:space="preserve"> memperkenalkan alasan mengapa Timotius harus "berpaling dari orang-orang ini" (lihat </w:t>
       </w:r>
-      <w:hyperlink r:id="rId37">
-        <w:r>
-          <w:rPr>
-            <w:lang w:val="id_ID" w:bidi="id_ID"/>
-          </w:rPr>
-          <w:rPr>
-            <w:color w:val="0000EE"/>
-            <w:u w:val="single"/>
-          </w:rPr>
-          <w:t>3:5</w:t>
-        </w:r>
-      </w:hyperlink>
+      <w:r>
+        <w:rPr>
+          <w:lang w:val="id_ID" w:bidi="id_ID"/>
+        </w:rPr>
+        <w:t>3:5</w:t>
+      </w:r>
       <w:r>
         <w:rPr>
           <w:lang w:val="id_ID" w:bidi="id_ID"/>
@@ -27591,18 +27429,12 @@
         </w:rPr>
         <w:t xml:space="preserve"> sebagai kata benda untuk menyebut orang-orang yang ia gambarkan dalam ayat-ayat sebelumnya. Bahasa Anda mungkin menggunakan kata sifat dengan cara yang sama. Jika tidak, Anda dapat menerjemahkan kata ini dengan frasa yang sepadan. Lihat bagaimana Anda menerjemahkan kata "mereka ini" dalam </w:t>
       </w:r>
-      <w:hyperlink r:id="rId37">
-        <w:r>
-          <w:rPr>
-            <w:lang w:val="id_ID" w:bidi="id_ID"/>
-          </w:rPr>
-          <w:rPr>
-            <w:color w:val="0000EE"/>
-            <w:u w:val="single"/>
-          </w:rPr>
-          <w:t>3:5</w:t>
-        </w:r>
-      </w:hyperlink>
+      <w:r>
+        <w:rPr>
+          <w:lang w:val="id_ID" w:bidi="id_ID"/>
+        </w:rPr>
+        <w:t>3:5</w:t>
+      </w:r>
       <w:r>
         <w:rPr>
           <w:lang w:val="id_ID" w:bidi="id_ID"/>
@@ -28725,18 +28557,12 @@
         </w:rPr>
         <w:t xml:space="preserve"> untuk memberitahukan kepada Firaun, raja Mesir, untuk membebaskan bangsa Israel. Ketika Musa melakukan mukjizat, beberapa penyihir dan tukang sihir yang melayani Firaun juga melakukan mukjizat tersebut. Dengan cara ini, mereka berusaha mencegah Musa melakukan apa yang diperintahkan Tuhan kepadanya. Anda dapat membaca kisah ini dalam </w:t>
       </w:r>
-      <w:hyperlink r:id="rId38">
-        <w:r>
-          <w:rPr>
-            <w:lang w:val="id_ID" w:bidi="id_ID"/>
-          </w:rPr>
-          <w:rPr>
-            <w:color w:val="0000EE"/>
-            <w:u w:val="single"/>
-          </w:rPr>
-          <w:t>Keluaran 7:8–13</w:t>
-        </w:r>
-      </w:hyperlink>
+      <w:r>
+        <w:rPr>
+          <w:lang w:val="id_ID" w:bidi="id_ID"/>
+        </w:rPr>
+        <w:t>Keluaran 7:8–13</w:t>
+      </w:r>
       <w:r>
         <w:rPr>
           <w:lang w:val="id_ID" w:bidi="id_ID"/>
@@ -28961,18 +28787,12 @@
         </w:rPr>
         <w:t xml:space="preserve">Di sini, seperti dalam </w:t>
       </w:r>
-      <w:hyperlink r:id="rId37">
-        <w:r>
-          <w:rPr>
-            <w:lang w:val="id_ID" w:bidi="id_ID"/>
-          </w:rPr>
-          <w:rPr>
-            <w:color w:val="0000EE"/>
-            <w:u w:val="single"/>
-          </w:rPr>
-          <w:t>3:5</w:t>
-        </w:r>
-      </w:hyperlink>
+      <w:r>
+        <w:rPr>
+          <w:lang w:val="id_ID" w:bidi="id_ID"/>
+        </w:rPr>
+        <w:t>3:5</w:t>
+      </w:r>
       <w:r>
         <w:rPr>
           <w:lang w:val="id_ID" w:bidi="id_ID"/>
@@ -29773,18 +29593,12 @@
         </w:rPr>
         <w:t xml:space="preserve"> memperkenalkan apa yang akan terjadi pada guru-guru palsu ini sebagai kebalikan dari apa yang mereka coba lakukan, yaitu menentang kebenaran (lihat </w:t>
       </w:r>
-      <w:hyperlink r:id="rId39">
-        <w:r>
-          <w:rPr>
-            <w:lang w:val="id_ID" w:bidi="id_ID"/>
-          </w:rPr>
-          <w:rPr>
-            <w:color w:val="0000EE"/>
-            <w:u w:val="single"/>
-          </w:rPr>
-          <w:t>3:8</w:t>
-        </w:r>
-      </w:hyperlink>
+      <w:r>
+        <w:rPr>
+          <w:lang w:val="id_ID" w:bidi="id_ID"/>
+        </w:rPr>
+        <w:t>3:8</w:t>
+      </w:r>
       <w:r>
         <w:rPr>
           <w:lang w:val="id_ID" w:bidi="id_ID"/>
@@ -30450,36 +30264,24 @@
         </w:rPr>
         <w:t xml:space="preserve">Di sini Paulus mengacu pada bagaimana para penyihir Firaun gagal melawan Musa. Mereka tidak dapat meniru beberapa mukjizat yang Musa lakukan (lihat </w:t>
       </w:r>
-      <w:hyperlink r:id="rId40">
-        <w:r>
-          <w:rPr>
-            <w:lang w:val="id_ID" w:bidi="id_ID"/>
-          </w:rPr>
-          <w:rPr>
-            <w:color w:val="0000EE"/>
-            <w:u w:val="single"/>
-          </w:rPr>
-          <w:t>Keluaran 8:18–19</w:t>
-        </w:r>
-      </w:hyperlink>
+      <w:r>
+        <w:rPr>
+          <w:lang w:val="id_ID" w:bidi="id_ID"/>
+        </w:rPr>
+        <w:t>Keluaran 8:18–19</w:t>
+      </w:r>
       <w:r>
         <w:rPr>
           <w:lang w:val="id_ID" w:bidi="id_ID"/>
         </w:rPr>
         <w:t xml:space="preserve">), dan mereka terpengaruh oleh mukjizat-mukjizat lain yang Musa lakukan (lihat </w:t>
       </w:r>
-      <w:hyperlink r:id="rId41">
-        <w:r>
-          <w:rPr>
-            <w:lang w:val="id_ID" w:bidi="id_ID"/>
-          </w:rPr>
-          <w:rPr>
-            <w:color w:val="0000EE"/>
-            <w:u w:val="single"/>
-          </w:rPr>
-          <w:t>Keluaran 9:11</w:t>
-        </w:r>
-      </w:hyperlink>
+      <w:r>
+        <w:rPr>
+          <w:lang w:val="id_ID" w:bidi="id_ID"/>
+        </w:rPr>
+        <w:t>Keluaran 9:11</w:t>
+      </w:r>
       <w:r>
         <w:rPr>
           <w:lang w:val="id_ID" w:bidi="id_ID"/>
@@ -36884,18 +36686,12 @@
         </w:rPr>
         <w:t xml:space="preserve">. Walaupun Paulus memang menulis bahwa orang Kristen tidak boleh mabuk (lihat </w:t>
       </w:r>
-      <w:hyperlink r:id="rId42">
-        <w:r>
-          <w:rPr>
-            <w:lang w:val="id_ID" w:bidi="id_ID"/>
-          </w:rPr>
-          <w:rPr>
-            <w:color w:val="0000EE"/>
-            <w:u w:val="single"/>
-          </w:rPr>
-          <w:t>Efesus 5:18</w:t>
-        </w:r>
-      </w:hyperlink>
+      <w:r>
+        <w:rPr>
+          <w:lang w:val="id_ID" w:bidi="id_ID"/>
+        </w:rPr>
+        <w:t>Efesus 5:18</w:t>
+      </w:r>
       <w:r>
         <w:rPr>
           <w:lang w:val="id_ID" w:bidi="id_ID"/>
@@ -38758,18 +38554,12 @@
         </w:rPr>
         <w:t xml:space="preserve">Di sini Paulus mengacu pada saat yang tepat ketika Yesus akan kembali ke dunia ini, yang juga akan menjadi akhir dari periode waktu saat ini dan saat Yesus menghakimi semua orang. Jika akan membantu dalam bahasa Anda, Anda dapat membuat gagasan itu lebih eksplisit. Lihatlah bagaimana Anda mengungkapkan frasa yang sama dalam </w:t>
       </w:r>
-      <w:hyperlink r:id="rId43">
-        <w:r>
-          <w:rPr>
-            <w:lang w:val="id_ID" w:bidi="id_ID"/>
-          </w:rPr>
-          <w:rPr>
-            <w:color w:val="0000EE"/>
-            <w:u w:val="single"/>
-          </w:rPr>
-          <w:t>1:12</w:t>
-        </w:r>
-      </w:hyperlink>
+      <w:r>
+        <w:rPr>
+          <w:lang w:val="id_ID" w:bidi="id_ID"/>
+        </w:rPr>
+        <w:t>1:12</w:t>
+      </w:r>
       <w:r>
         <w:rPr>
           <w:lang w:val="id_ID" w:bidi="id_ID"/>
@@ -39077,18 +38867,12 @@
         </w:rPr>
         <w:t xml:space="preserve">. Jika akan membantu dalam bahasa Anda, Anda dapat membuat gagasan itu lebih eksplisit. Lihat bagaimana Anda mengungkapkan frasa ini dalam </w:t>
       </w:r>
-      <w:hyperlink r:id="rId44">
-        <w:r>
-          <w:rPr>
-            <w:lang w:val="id_ID" w:bidi="id_ID"/>
-          </w:rPr>
-          <w:rPr>
-            <w:color w:val="0000EE"/>
-            <w:u w:val="single"/>
-          </w:rPr>
-          <w:t>4:1</w:t>
-        </w:r>
-      </w:hyperlink>
+      <w:r>
+        <w:rPr>
+          <w:lang w:val="id_ID" w:bidi="id_ID"/>
+        </w:rPr>
+        <w:t>4:1</w:t>
+      </w:r>
       <w:r>
         <w:rPr>
           <w:lang w:val="id_ID" w:bidi="id_ID"/>
@@ -41950,18 +41734,12 @@
         </w:rPr>
         <w:t xml:space="preserve"> lakukan sebagai kontras dari apa yang dilakukan oleh orang-orang percaya lainnya (lihat </w:t>
       </w:r>
-      <w:hyperlink r:id="rId45">
-        <w:r>
-          <w:rPr>
-            <w:lang w:val="id_ID" w:bidi="id_ID"/>
-          </w:rPr>
-          <w:rPr>
-            <w:color w:val="0000EE"/>
-            <w:u w:val="single"/>
-          </w:rPr>
-          <w:t>4:16</w:t>
-        </w:r>
-      </w:hyperlink>
+      <w:r>
+        <w:rPr>
+          <w:lang w:val="id_ID" w:bidi="id_ID"/>
+        </w:rPr>
+        <w:t>4:16</w:t>
+      </w:r>
       <w:r>
         <w:rPr>
           <w:lang w:val="id_ID" w:bidi="id_ID"/>
@@ -43009,18 +42787,12 @@
         </w:rPr>
         <w:t xml:space="preserve"> adalah nama seorang pria. Lihat bagaimana Anda menerjemahkan nama ini di </w:t>
       </w:r>
-      <w:hyperlink r:id="rId18">
-        <w:r>
-          <w:rPr>
-            <w:lang w:val="id_ID" w:bidi="id_ID"/>
-          </w:rPr>
-          <w:rPr>
-            <w:color w:val="0000EE"/>
-            <w:u w:val="single"/>
-          </w:rPr>
-          <w:t>1:16</w:t>
-        </w:r>
-      </w:hyperlink>
+      <w:r>
+        <w:rPr>
+          <w:lang w:val="id_ID" w:bidi="id_ID"/>
+        </w:rPr>
+        <w:t>1:16</w:t>
+      </w:r>
       <w:r>
         <w:rPr>
           <w:lang w:val="id_ID" w:bidi="id_ID"/>
